--- a/Galactic Titans.docx
+++ b/Galactic Titans.docx
@@ -210,6 +210,15 @@
       <w:r>
         <w:t xml:space="preserve"> (TUNNIS)</w:t>
       </w:r>
+      <w:r>
+        <w:t xml:space="preserve"> </w:t>
+      </w:r>
+      <w:r>
+        <w:rPr>
+          <w:rFonts w:ascii="Segoe UI Emoji" w:hAnsi="Segoe UI Emoji" w:cs="Segoe UI Emoji"/>
+        </w:rPr>
+        <w:t>✅</w:t>
+      </w:r>
     </w:p>
     <w:p>
       <w:pPr>
@@ -222,6 +231,15 @@
       <w:r>
         <w:t>Kasutaja saab registreerida</w:t>
       </w:r>
+      <w:r>
+        <w:t xml:space="preserve"> </w:t>
+      </w:r>
+      <w:r>
+        <w:rPr>
+          <w:rFonts w:ascii="Segoe UI Emoji" w:hAnsi="Segoe UI Emoji" w:cs="Segoe UI Emoji"/>
+        </w:rPr>
+        <w:t>✅</w:t>
+      </w:r>
     </w:p>
     <w:p>
       <w:pPr>
@@ -234,6 +252,15 @@
       <w:r>
         <w:t>Kasutaja sisestatud emailile tuleb kinnitussõnum</w:t>
       </w:r>
+      <w:r>
+        <w:t xml:space="preserve"> </w:t>
+      </w:r>
+      <w:r>
+        <w:rPr>
+          <w:rFonts w:ascii="Segoe UI Emoji" w:hAnsi="Segoe UI Emoji" w:cs="Segoe UI Emoji"/>
+        </w:rPr>
+        <w:t>✅</w:t>
+      </w:r>
     </w:p>
     <w:p>
       <w:pPr>
@@ -262,6 +289,15 @@
       <w:r>
         <w:t>, kus hoitakse loendit, Titaanidest mis kasutajal on.</w:t>
       </w:r>
+      <w:r>
+        <w:t xml:space="preserve"> </w:t>
+      </w:r>
+      <w:r>
+        <w:rPr>
+          <w:rFonts w:ascii="Segoe UI Emoji" w:hAnsi="Segoe UI Emoji" w:cs="Segoe UI Emoji"/>
+        </w:rPr>
+        <w:t>❌</w:t>
+      </w:r>
     </w:p>
     <w:p>
       <w:pPr>
@@ -270,15 +306,39 @@
           <w:ilvl w:val="0"/>
           <w:numId w:val="3"/>
         </w:numPr>
+      </w:pPr>
+      <w:r>
+        <w:t>Planeedid (KODUS)</w:t>
+      </w:r>
+      <w:r>
+        <w:t xml:space="preserve"> </w:t>
+      </w:r>
+      <w:r>
         <w:rPr>
-          <w:highlight w:val="yellow"/>
+          <w:rFonts w:ascii="Segoe UI Emoji" w:hAnsi="Segoe UI Emoji" w:cs="Segoe UI Emoji"/>
         </w:rPr>
-      </w:pPr>
+        <w:t>✅</w:t>
+      </w:r>
+    </w:p>
+    <w:p>
+      <w:pPr>
+        <w:pStyle w:val="Loendilik"/>
+        <w:numPr>
+          <w:ilvl w:val="1"/>
+          <w:numId w:val="3"/>
+        </w:numPr>
+      </w:pPr>
+      <w:r>
+        <w:t>Planeedid</w:t>
+      </w:r>
+      <w:r>
+        <w:t xml:space="preserve"> </w:t>
+      </w:r>
       <w:r>
         <w:rPr>
-          <w:highlight w:val="yellow"/>
+          <w:rFonts w:ascii="Segoe UI Emoji" w:hAnsi="Segoe UI Emoji" w:cs="Segoe UI Emoji"/>
         </w:rPr>
-        <w:t>Planeedid (KODUS)</w:t>
+        <w:t>✅</w:t>
       </w:r>
     </w:p>
     <w:p>
@@ -290,7 +350,16 @@
         </w:numPr>
       </w:pPr>
       <w:r>
-        <w:t>Planeedid</w:t>
+        <w:t>Planeetidel on ka pildid</w:t>
+      </w:r>
+      <w:r>
+        <w:t xml:space="preserve"> </w:t>
+      </w:r>
+      <w:r>
+        <w:rPr>
+          <w:rFonts w:ascii="Segoe UI Emoji" w:hAnsi="Segoe UI Emoji" w:cs="Segoe UI Emoji"/>
+        </w:rPr>
+        <w:t>✅</w:t>
       </w:r>
     </w:p>
     <w:p>
@@ -302,21 +371,1411 @@
         </w:numPr>
       </w:pPr>
       <w:r>
-        <w:t>Planeetidel on ka pildid</w:t>
-      </w:r>
-    </w:p>
-    <w:p/>
-    <w:p>
-      <w:proofErr w:type="spellStart"/>
-      <w:r>
-        <w:t>Titans</w:t>
-      </w:r>
-      <w:proofErr w:type="spellEnd"/>
-      <w:r>
-        <w:t xml:space="preserve"> indeks vaates, on nupp, mille abil kasutaja saab uusi titaane</w:t>
-      </w:r>
-      <w:r>
-        <w:t>.</w:t>
+        <w:t>Tähesüsteemid (</w:t>
+      </w:r>
+      <w:proofErr w:type="spellStart"/>
+      <w:r>
+        <w:t>solar</w:t>
+      </w:r>
+      <w:proofErr w:type="spellEnd"/>
+      <w:r>
+        <w:t xml:space="preserve"> </w:t>
+      </w:r>
+      <w:proofErr w:type="spellStart"/>
+      <w:r>
+        <w:t>systems</w:t>
+      </w:r>
+      <w:proofErr w:type="spellEnd"/>
+      <w:r>
+        <w:t>)</w:t>
+      </w:r>
+      <w:r>
+        <w:t xml:space="preserve"> </w:t>
+      </w:r>
+      <w:r>
+        <w:rPr>
+          <w:rFonts w:ascii="Segoe UI Emoji" w:hAnsi="Segoe UI Emoji" w:cs="Segoe UI Emoji"/>
+        </w:rPr>
+        <w:t>✅</w:t>
+      </w:r>
+    </w:p>
+    <w:p>
+      <w:pPr>
+        <w:pStyle w:val="Loendilik"/>
+        <w:numPr>
+          <w:ilvl w:val="1"/>
+          <w:numId w:val="3"/>
+        </w:numPr>
+      </w:pPr>
+      <w:r>
+        <w:t>Mängu peagalaktika (Galaxy)</w:t>
+      </w:r>
+      <w:r>
+        <w:t xml:space="preserve"> </w:t>
+      </w:r>
+      <w:r>
+        <w:rPr>
+          <w:rFonts w:ascii="Segoe UI Emoji" w:hAnsi="Segoe UI Emoji" w:cs="Segoe UI Emoji"/>
+        </w:rPr>
+        <w:t>✅</w:t>
+      </w:r>
+    </w:p>
+    <w:p>
+      <w:pPr>
+        <w:pStyle w:val="Loendilik"/>
+        <w:numPr>
+          <w:ilvl w:val="0"/>
+          <w:numId w:val="3"/>
+        </w:numPr>
+      </w:pPr>
+      <w:r>
+        <w:t>Email (TUNNIS)</w:t>
+      </w:r>
+      <w:r>
+        <w:t xml:space="preserve"> </w:t>
+      </w:r>
+    </w:p>
+    <w:p>
+      <w:pPr>
+        <w:pStyle w:val="Loendilik"/>
+        <w:numPr>
+          <w:ilvl w:val="1"/>
+          <w:numId w:val="3"/>
+        </w:numPr>
+      </w:pPr>
+      <w:proofErr w:type="spellStart"/>
+      <w:r>
+        <w:t>Admin</w:t>
+      </w:r>
+      <w:proofErr w:type="spellEnd"/>
+      <w:r>
+        <w:t xml:space="preserve"> saab kasutada emaili saatmise vaadet </w:t>
+      </w:r>
+      <w:r>
+        <w:rPr>
+          <w:rFonts w:ascii="Segoe UI Emoji" w:hAnsi="Segoe UI Emoji" w:cs="Segoe UI Emoji"/>
+        </w:rPr>
+        <w:t>✅</w:t>
+      </w:r>
+    </w:p>
+    <w:p>
+      <w:pPr>
+        <w:pStyle w:val="Loendilik"/>
+        <w:numPr>
+          <w:ilvl w:val="1"/>
+          <w:numId w:val="3"/>
+        </w:numPr>
+      </w:pPr>
+      <w:r>
+        <w:t xml:space="preserve">Mängija saab </w:t>
+      </w:r>
+      <w:proofErr w:type="spellStart"/>
+      <w:r>
+        <w:t>registreerimisconfirmation</w:t>
+      </w:r>
+      <w:proofErr w:type="spellEnd"/>
+      <w:r>
+        <w:t xml:space="preserve"> kirju </w:t>
+      </w:r>
+      <w:r>
+        <w:rPr>
+          <w:rFonts w:ascii="Segoe UI Emoji" w:hAnsi="Segoe UI Emoji" w:cs="Segoe UI Emoji"/>
+        </w:rPr>
+        <w:t>✅</w:t>
+      </w:r>
+    </w:p>
+    <w:p>
+      <w:pPr>
+        <w:pStyle w:val="Loendilik"/>
+        <w:numPr>
+          <w:ilvl w:val="0"/>
+          <w:numId w:val="3"/>
+        </w:numPr>
+      </w:pPr>
+      <w:r>
+        <w:t>Mängijaprofiil (</w:t>
+      </w:r>
+      <w:r>
+        <w:t>JAGATUD</w:t>
+      </w:r>
+      <w:r>
+        <w:t>)</w:t>
+      </w:r>
+      <w:r>
+        <w:t xml:space="preserve"> </w:t>
+      </w:r>
+    </w:p>
+    <w:p>
+      <w:pPr>
+        <w:pStyle w:val="Loendilik"/>
+        <w:numPr>
+          <w:ilvl w:val="1"/>
+          <w:numId w:val="3"/>
+        </w:numPr>
+      </w:pPr>
+      <w:r>
+        <w:t>Igal kasutajal on juures mängijaprofiil</w:t>
+      </w:r>
+      <w:r>
+        <w:t xml:space="preserve"> </w:t>
+      </w:r>
+      <w:r>
+        <w:rPr>
+          <w:rFonts w:ascii="Segoe UI Emoji" w:hAnsi="Segoe UI Emoji" w:cs="Segoe UI Emoji"/>
+        </w:rPr>
+        <w:t>✅</w:t>
+      </w:r>
+    </w:p>
+    <w:p>
+      <w:pPr>
+        <w:pStyle w:val="Loendilik"/>
+        <w:numPr>
+          <w:ilvl w:val="2"/>
+          <w:numId w:val="3"/>
+        </w:numPr>
+      </w:pPr>
+      <w:r>
+        <w:t>Profiil genereeritakse siis kui kasutaja registreerub</w:t>
+      </w:r>
+      <w:r>
+        <w:t xml:space="preserve"> </w:t>
+      </w:r>
+      <w:r>
+        <w:rPr>
+          <w:rFonts w:ascii="Segoe UI Emoji" w:hAnsi="Segoe UI Emoji" w:cs="Segoe UI Emoji"/>
+        </w:rPr>
+        <w:t>✅</w:t>
+      </w:r>
+    </w:p>
+    <w:p>
+      <w:pPr>
+        <w:pStyle w:val="Loendilik"/>
+        <w:numPr>
+          <w:ilvl w:val="2"/>
+          <w:numId w:val="3"/>
+        </w:numPr>
+      </w:pPr>
+      <w:r>
+        <w:t>Esimese asjana kuvatakse profiiliseadistusvaade</w:t>
+      </w:r>
+      <w:r>
+        <w:t xml:space="preserve"> </w:t>
+      </w:r>
+      <w:r>
+        <w:rPr>
+          <w:rFonts w:ascii="Segoe UI Emoji" w:hAnsi="Segoe UI Emoji" w:cs="Segoe UI Emoji"/>
+        </w:rPr>
+        <w:t>✅</w:t>
+      </w:r>
+    </w:p>
+    <w:p>
+      <w:pPr>
+        <w:pStyle w:val="Loendilik"/>
+        <w:numPr>
+          <w:ilvl w:val="1"/>
+          <w:numId w:val="3"/>
+        </w:numPr>
+      </w:pPr>
+      <w:r>
+        <w:t>Kasutajale kuvatakse vaated vastavalt profiilile</w:t>
+      </w:r>
+      <w:r>
+        <w:t xml:space="preserve"> </w:t>
+      </w:r>
+      <w:r>
+        <w:rPr>
+          <w:rFonts w:ascii="Segoe UI Emoji" w:hAnsi="Segoe UI Emoji" w:cs="Segoe UI Emoji"/>
+        </w:rPr>
+        <w:t>✅</w:t>
+      </w:r>
+    </w:p>
+    <w:p>
+      <w:pPr>
+        <w:pStyle w:val="Loendilik"/>
+        <w:numPr>
+          <w:ilvl w:val="1"/>
+          <w:numId w:val="3"/>
+        </w:numPr>
+      </w:pPr>
+      <w:r>
+        <w:t xml:space="preserve">mängijaprofiil on juures </w:t>
+      </w:r>
+      <w:proofErr w:type="spellStart"/>
+      <w:r>
+        <w:t>adminituvastus</w:t>
+      </w:r>
+      <w:proofErr w:type="spellEnd"/>
+      <w:r>
+        <w:t xml:space="preserve"> et kuvada:</w:t>
+      </w:r>
+      <w:r>
+        <w:t xml:space="preserve"> </w:t>
+      </w:r>
+      <w:r>
+        <w:rPr>
+          <w:rFonts w:ascii="Segoe UI Emoji" w:hAnsi="Segoe UI Emoji" w:cs="Segoe UI Emoji"/>
+        </w:rPr>
+        <w:t>✅</w:t>
+      </w:r>
+    </w:p>
+    <w:p>
+      <w:pPr>
+        <w:pStyle w:val="Loendilik"/>
+        <w:numPr>
+          <w:ilvl w:val="2"/>
+          <w:numId w:val="3"/>
+        </w:numPr>
+      </w:pPr>
+      <w:r>
+        <w:t xml:space="preserve">adminile </w:t>
+      </w:r>
+      <w:proofErr w:type="spellStart"/>
+      <w:r>
+        <w:t>adminvaated</w:t>
+      </w:r>
+      <w:proofErr w:type="spellEnd"/>
+      <w:r>
+        <w:t xml:space="preserve"> </w:t>
+      </w:r>
+      <w:r>
+        <w:rPr>
+          <w:rFonts w:ascii="Segoe UI Emoji" w:hAnsi="Segoe UI Emoji" w:cs="Segoe UI Emoji"/>
+        </w:rPr>
+        <w:t>✅</w:t>
+      </w:r>
+    </w:p>
+    <w:p>
+      <w:pPr>
+        <w:pStyle w:val="Loendilik"/>
+        <w:numPr>
+          <w:ilvl w:val="2"/>
+          <w:numId w:val="3"/>
+        </w:numPr>
+      </w:pPr>
+      <w:r>
+        <w:t>mängijale mängijavaated</w:t>
+      </w:r>
+      <w:r>
+        <w:t xml:space="preserve"> </w:t>
+      </w:r>
+      <w:r>
+        <w:rPr>
+          <w:rFonts w:ascii="Segoe UI Emoji" w:hAnsi="Segoe UI Emoji" w:cs="Segoe UI Emoji"/>
+        </w:rPr>
+        <w:t>✅</w:t>
+      </w:r>
+    </w:p>
+    <w:p>
+      <w:pPr>
+        <w:pStyle w:val="Loendilik"/>
+        <w:numPr>
+          <w:ilvl w:val="0"/>
+          <w:numId w:val="3"/>
+        </w:numPr>
+      </w:pPr>
+      <w:proofErr w:type="spellStart"/>
+      <w:r>
+        <w:t>Gameloop</w:t>
+      </w:r>
+      <w:proofErr w:type="spellEnd"/>
+      <w:r>
+        <w:t xml:space="preserve"> [JAGATUD]</w:t>
+      </w:r>
+    </w:p>
+    <w:p>
+      <w:pPr>
+        <w:pStyle w:val="Loendilik"/>
+        <w:numPr>
+          <w:ilvl w:val="1"/>
+          <w:numId w:val="3"/>
+        </w:numPr>
+      </w:pPr>
+      <w:r>
+        <w:t>Mängijavaade[KODUS]</w:t>
+      </w:r>
+    </w:p>
+    <w:p>
+      <w:pPr>
+        <w:pStyle w:val="Loendilik"/>
+        <w:numPr>
+          <w:ilvl w:val="2"/>
+          <w:numId w:val="3"/>
+        </w:numPr>
+      </w:pPr>
+      <w:r>
+        <w:t>Mängija saab navigeerida kogu galaktika raames:</w:t>
+      </w:r>
+      <w:r>
+        <w:br/>
+        <w:t xml:space="preserve">Galaxy &lt;-&gt; </w:t>
+      </w:r>
+      <w:proofErr w:type="spellStart"/>
+      <w:r>
+        <w:t>Solar</w:t>
+      </w:r>
+      <w:proofErr w:type="spellEnd"/>
+      <w:r>
+        <w:t xml:space="preserve"> System &lt;-&gt; Planet</w:t>
+      </w:r>
+    </w:p>
+    <w:p>
+      <w:pPr>
+        <w:pStyle w:val="Loendilik"/>
+        <w:numPr>
+          <w:ilvl w:val="2"/>
+          <w:numId w:val="3"/>
+        </w:numPr>
+      </w:pPr>
+      <w:r>
+        <w:t>Mängija saab ülevõetud planeeti rünnata oma titaaniga</w:t>
+      </w:r>
+    </w:p>
+    <w:p>
+      <w:pPr>
+        <w:pStyle w:val="Loendilik"/>
+        <w:numPr>
+          <w:ilvl w:val="3"/>
+          <w:numId w:val="3"/>
+        </w:numPr>
+      </w:pPr>
+      <w:proofErr w:type="spellStart"/>
+      <w:r>
+        <w:t>AttackView</w:t>
+      </w:r>
+      <w:proofErr w:type="spellEnd"/>
+    </w:p>
+    <w:p>
+      <w:pPr>
+        <w:pStyle w:val="Loendilik"/>
+        <w:numPr>
+          <w:ilvl w:val="2"/>
+          <w:numId w:val="3"/>
+        </w:numPr>
+      </w:pPr>
+      <w:r>
+        <w:t>Mängija saab näha oma Titaane</w:t>
+      </w:r>
+    </w:p>
+    <w:p>
+      <w:pPr>
+        <w:pStyle w:val="Loendilik"/>
+        <w:numPr>
+          <w:ilvl w:val="3"/>
+          <w:numId w:val="3"/>
+        </w:numPr>
+      </w:pPr>
+      <w:r>
+        <w:t xml:space="preserve">Mängija ei oma Titaani alust, Mängija omab ainult </w:t>
+      </w:r>
+      <w:proofErr w:type="spellStart"/>
+      <w:r>
+        <w:t>TitanOwnership</w:t>
+      </w:r>
+      <w:proofErr w:type="spellEnd"/>
+      <w:r>
+        <w:t>-e</w:t>
+      </w:r>
+    </w:p>
+    <w:p>
+      <w:pPr>
+        <w:pStyle w:val="Loendilik"/>
+        <w:numPr>
+          <w:ilvl w:val="2"/>
+          <w:numId w:val="3"/>
+        </w:numPr>
+      </w:pPr>
+      <w:r>
+        <w:lastRenderedPageBreak/>
+        <w:t>Mängija saab hankida uusi titaane</w:t>
+      </w:r>
+    </w:p>
+    <w:p>
+      <w:pPr>
+        <w:pStyle w:val="Loendilik"/>
+        <w:numPr>
+          <w:ilvl w:val="3"/>
+          <w:numId w:val="3"/>
+        </w:numPr>
+      </w:pPr>
+      <w:proofErr w:type="spellStart"/>
+      <w:r>
+        <w:t>Story</w:t>
+      </w:r>
+      <w:proofErr w:type="spellEnd"/>
+      <w:r>
+        <w:t xml:space="preserve"> </w:t>
+      </w:r>
+      <w:proofErr w:type="spellStart"/>
+      <w:r>
+        <w:t>Quest</w:t>
+      </w:r>
+      <w:proofErr w:type="spellEnd"/>
+      <w:r>
+        <w:t xml:space="preserve"> mis on juhuarvu abil genereeritud ettekirjutatud vaadete ja tegevuste nimekirjast.</w:t>
+      </w:r>
+    </w:p>
+    <w:p>
+      <w:pPr>
+        <w:pStyle w:val="Loendilik"/>
+        <w:numPr>
+          <w:ilvl w:val="3"/>
+          <w:numId w:val="3"/>
+        </w:numPr>
+      </w:pPr>
+      <w:r>
+        <w:t xml:space="preserve">Ostab </w:t>
+      </w:r>
+      <w:proofErr w:type="spellStart"/>
+      <w:r>
+        <w:t>Creditite</w:t>
+      </w:r>
+      <w:proofErr w:type="spellEnd"/>
+      <w:r>
+        <w:t xml:space="preserve"> abil uusi titaane</w:t>
+      </w:r>
+    </w:p>
+    <w:p>
+      <w:pPr>
+        <w:pStyle w:val="Loendilik"/>
+        <w:numPr>
+          <w:ilvl w:val="3"/>
+          <w:numId w:val="3"/>
+        </w:numPr>
+        <w:rPr>
+          <w:color w:val="FF0000"/>
+        </w:rPr>
+      </w:pPr>
+      <w:r>
+        <w:rPr>
+          <w:color w:val="FF0000"/>
+        </w:rPr>
+        <w:t>Saab võimaluse osta mängijalt surnud titaani</w:t>
+      </w:r>
+    </w:p>
+    <w:p>
+      <w:pPr>
+        <w:pStyle w:val="Loendilik"/>
+        <w:numPr>
+          <w:ilvl w:val="3"/>
+          <w:numId w:val="3"/>
+        </w:numPr>
+        <w:rPr>
+          <w:color w:val="FF0000"/>
+        </w:rPr>
+      </w:pPr>
+      <w:r>
+        <w:rPr>
+          <w:color w:val="FF0000"/>
+        </w:rPr>
+        <w:t>Programm genereerib uuele kasutajale Titani (</w:t>
+      </w:r>
+      <w:proofErr w:type="spellStart"/>
+      <w:r>
+        <w:rPr>
+          <w:color w:val="FF0000"/>
+        </w:rPr>
+        <w:t>Titanownershipi</w:t>
+      </w:r>
+      <w:proofErr w:type="spellEnd"/>
+      <w:r>
+        <w:rPr>
+          <w:color w:val="FF0000"/>
+        </w:rPr>
+        <w:t xml:space="preserve"> näol)</w:t>
+      </w:r>
+    </w:p>
+    <w:p>
+      <w:pPr>
+        <w:pStyle w:val="Loendilik"/>
+        <w:numPr>
+          <w:ilvl w:val="2"/>
+          <w:numId w:val="3"/>
+        </w:numPr>
+      </w:pPr>
+      <w:r>
+        <w:t>Mängija saab näha oma surnud titaane</w:t>
+      </w:r>
+    </w:p>
+    <w:p>
+      <w:pPr>
+        <w:pStyle w:val="Loendilik"/>
+        <w:numPr>
+          <w:ilvl w:val="1"/>
+          <w:numId w:val="3"/>
+        </w:numPr>
+      </w:pPr>
+      <w:proofErr w:type="spellStart"/>
+      <w:r>
+        <w:t>StoryQuest</w:t>
+      </w:r>
+      <w:proofErr w:type="spellEnd"/>
+      <w:r>
+        <w:t xml:space="preserve"> [KLASSIS]</w:t>
+      </w:r>
+    </w:p>
+    <w:p>
+      <w:pPr>
+        <w:pStyle w:val="Loendilik"/>
+        <w:numPr>
+          <w:ilvl w:val="2"/>
+          <w:numId w:val="3"/>
+        </w:numPr>
+      </w:pPr>
+      <w:r>
+        <w:t>Looelemendid</w:t>
+      </w:r>
+    </w:p>
+    <w:p>
+      <w:pPr>
+        <w:pStyle w:val="Loendilik"/>
+        <w:numPr>
+          <w:ilvl w:val="3"/>
+          <w:numId w:val="3"/>
+        </w:numPr>
+      </w:pPr>
+      <w:proofErr w:type="spellStart"/>
+      <w:r>
+        <w:t>Name</w:t>
+      </w:r>
+      <w:proofErr w:type="spellEnd"/>
+      <w:r>
+        <w:t xml:space="preserve"> of </w:t>
+      </w:r>
+      <w:proofErr w:type="spellStart"/>
+      <w:r>
+        <w:t>Event</w:t>
+      </w:r>
+      <w:proofErr w:type="spellEnd"/>
+    </w:p>
+    <w:p>
+      <w:pPr>
+        <w:pStyle w:val="Loendilik"/>
+        <w:numPr>
+          <w:ilvl w:val="3"/>
+          <w:numId w:val="3"/>
+        </w:numPr>
+      </w:pPr>
+      <w:r>
+        <w:t>Image</w:t>
+      </w:r>
+    </w:p>
+    <w:p>
+      <w:pPr>
+        <w:pStyle w:val="Loendilik"/>
+        <w:numPr>
+          <w:ilvl w:val="3"/>
+          <w:numId w:val="3"/>
+        </w:numPr>
+      </w:pPr>
+      <w:proofErr w:type="spellStart"/>
+      <w:r>
+        <w:t>Text</w:t>
+      </w:r>
+      <w:proofErr w:type="spellEnd"/>
+    </w:p>
+    <w:p>
+      <w:pPr>
+        <w:pStyle w:val="Loendilik"/>
+        <w:numPr>
+          <w:ilvl w:val="3"/>
+          <w:numId w:val="3"/>
+        </w:numPr>
+      </w:pPr>
+      <w:proofErr w:type="spellStart"/>
+      <w:r>
+        <w:t>Options</w:t>
+      </w:r>
+      <w:proofErr w:type="spellEnd"/>
+    </w:p>
+    <w:p>
+      <w:pPr>
+        <w:pStyle w:val="Loendilik"/>
+        <w:numPr>
+          <w:ilvl w:val="3"/>
+          <w:numId w:val="3"/>
+        </w:numPr>
+      </w:pPr>
+      <w:r>
+        <w:t>Näide:</w:t>
+      </w:r>
+      <w:r>
+        <w:br/>
+      </w:r>
+    </w:p>
+    <w:tbl>
+      <w:tblPr>
+        <w:tblStyle w:val="Kontuurtabel"/>
+        <w:tblW w:w="0" w:type="auto"/>
+        <w:tblInd w:w="2880" w:type="dxa"/>
+        <w:tblLook w:val="04A0" w:firstRow="1" w:lastRow="0" w:firstColumn="1" w:lastColumn="0" w:noHBand="0" w:noVBand="1"/>
+      </w:tblPr>
+      <w:tblGrid>
+        <w:gridCol w:w="6182"/>
+      </w:tblGrid>
+      <w:tr>
+        <w:tc>
+          <w:tcPr>
+            <w:tcW w:w="9062" w:type="dxa"/>
+          </w:tcPr>
+          <w:p>
+            <w:pPr>
+              <w:pStyle w:val="Loendilik"/>
+              <w:ind w:left="0"/>
+            </w:pPr>
+            <w:proofErr w:type="spellStart"/>
+            <w:r>
+              <w:t>Storyname</w:t>
+            </w:r>
+            <w:proofErr w:type="spellEnd"/>
+            <w:r>
+              <w:t xml:space="preserve">: A </w:t>
+            </w:r>
+            <w:proofErr w:type="spellStart"/>
+            <w:r>
+              <w:t>useful</w:t>
+            </w:r>
+            <w:proofErr w:type="spellEnd"/>
+            <w:r>
+              <w:t xml:space="preserve"> </w:t>
+            </w:r>
+            <w:proofErr w:type="spellStart"/>
+            <w:r>
+              <w:t>fool</w:t>
+            </w:r>
+            <w:proofErr w:type="spellEnd"/>
+          </w:p>
+        </w:tc>
+      </w:tr>
+      <w:tr>
+        <w:tc>
+          <w:tcPr>
+            <w:tcW w:w="9062" w:type="dxa"/>
+          </w:tcPr>
+          <w:p>
+            <w:pPr>
+              <w:pStyle w:val="Loendilik"/>
+              <w:ind w:left="0"/>
+            </w:pPr>
+            <w:r>
+              <w:t>&lt;-&gt;</w:t>
+            </w:r>
+          </w:p>
+        </w:tc>
+      </w:tr>
+      <w:tr>
+        <w:tc>
+          <w:tcPr>
+            <w:tcW w:w="9062" w:type="dxa"/>
+          </w:tcPr>
+          <w:p>
+            <w:pPr>
+              <w:pStyle w:val="Loendilik"/>
+              <w:ind w:left="0"/>
+            </w:pPr>
+            <w:proofErr w:type="spellStart"/>
+            <w:r>
+              <w:t>You</w:t>
+            </w:r>
+            <w:proofErr w:type="spellEnd"/>
+            <w:r>
+              <w:t xml:space="preserve"> </w:t>
+            </w:r>
+            <w:proofErr w:type="spellStart"/>
+            <w:r>
+              <w:t>come</w:t>
+            </w:r>
+            <w:proofErr w:type="spellEnd"/>
+            <w:r>
+              <w:t xml:space="preserve"> </w:t>
+            </w:r>
+            <w:proofErr w:type="spellStart"/>
+            <w:r>
+              <w:t>across</w:t>
+            </w:r>
+            <w:proofErr w:type="spellEnd"/>
+            <w:r>
+              <w:t xml:space="preserve"> a </w:t>
+            </w:r>
+            <w:proofErr w:type="spellStart"/>
+            <w:r>
+              <w:t>vaga</w:t>
+            </w:r>
+            <w:r>
+              <w:t>bond</w:t>
+            </w:r>
+            <w:proofErr w:type="spellEnd"/>
+            <w:r>
+              <w:t xml:space="preserve"> in a </w:t>
+            </w:r>
+            <w:proofErr w:type="spellStart"/>
+            <w:r>
+              <w:t>distant</w:t>
+            </w:r>
+            <w:proofErr w:type="spellEnd"/>
+            <w:r>
+              <w:t xml:space="preserve"> </w:t>
+            </w:r>
+            <w:proofErr w:type="spellStart"/>
+            <w:r>
+              <w:t>system</w:t>
+            </w:r>
+            <w:proofErr w:type="spellEnd"/>
+            <w:r>
+              <w:t xml:space="preserve"> [</w:t>
+            </w:r>
+            <w:proofErr w:type="spellStart"/>
+            <w:r>
+              <w:t>this.system</w:t>
+            </w:r>
+            <w:proofErr w:type="spellEnd"/>
+            <w:r>
+              <w:t xml:space="preserve">] </w:t>
+            </w:r>
+            <w:proofErr w:type="spellStart"/>
+            <w:r>
+              <w:t>he</w:t>
+            </w:r>
+            <w:proofErr w:type="spellEnd"/>
+            <w:r>
+              <w:t xml:space="preserve"> </w:t>
+            </w:r>
+            <w:proofErr w:type="spellStart"/>
+            <w:r>
+              <w:t>offers</w:t>
+            </w:r>
+            <w:proofErr w:type="spellEnd"/>
+            <w:r>
+              <w:t xml:space="preserve"> </w:t>
+            </w:r>
+            <w:proofErr w:type="spellStart"/>
+            <w:r>
+              <w:t>you</w:t>
+            </w:r>
+            <w:proofErr w:type="spellEnd"/>
+            <w:r>
+              <w:t xml:space="preserve"> a </w:t>
+            </w:r>
+            <w:proofErr w:type="spellStart"/>
+            <w:r>
+              <w:t>suspicious</w:t>
+            </w:r>
+            <w:proofErr w:type="spellEnd"/>
+            <w:r>
+              <w:t xml:space="preserve">, </w:t>
+            </w:r>
+            <w:proofErr w:type="spellStart"/>
+            <w:r>
+              <w:t>yet</w:t>
+            </w:r>
+            <w:proofErr w:type="spellEnd"/>
+            <w:r>
+              <w:t xml:space="preserve"> </w:t>
+            </w:r>
+            <w:proofErr w:type="spellStart"/>
+            <w:r>
+              <w:t>small</w:t>
+            </w:r>
+            <w:proofErr w:type="spellEnd"/>
+            <w:r>
+              <w:t xml:space="preserve"> </w:t>
+            </w:r>
+            <w:proofErr w:type="spellStart"/>
+            <w:r>
+              <w:t>object</w:t>
+            </w:r>
+            <w:proofErr w:type="spellEnd"/>
+            <w:r>
+              <w:t xml:space="preserve">. </w:t>
+            </w:r>
+            <w:proofErr w:type="spellStart"/>
+            <w:r>
+              <w:t>He</w:t>
+            </w:r>
+            <w:proofErr w:type="spellEnd"/>
+            <w:r>
+              <w:t xml:space="preserve"> </w:t>
+            </w:r>
+            <w:proofErr w:type="spellStart"/>
+            <w:r>
+              <w:t>claims</w:t>
+            </w:r>
+            <w:proofErr w:type="spellEnd"/>
+            <w:r>
+              <w:t xml:space="preserve"> </w:t>
+            </w:r>
+            <w:proofErr w:type="spellStart"/>
+            <w:r>
+              <w:t>it</w:t>
+            </w:r>
+            <w:proofErr w:type="spellEnd"/>
+            <w:r>
+              <w:t xml:space="preserve"> </w:t>
+            </w:r>
+            <w:proofErr w:type="spellStart"/>
+            <w:r>
+              <w:t>has</w:t>
+            </w:r>
+            <w:proofErr w:type="spellEnd"/>
+            <w:r>
+              <w:t xml:space="preserve"> </w:t>
+            </w:r>
+            <w:proofErr w:type="spellStart"/>
+            <w:r>
+              <w:t>traveled</w:t>
+            </w:r>
+            <w:proofErr w:type="spellEnd"/>
+            <w:r>
+              <w:t xml:space="preserve"> </w:t>
+            </w:r>
+            <w:proofErr w:type="spellStart"/>
+            <w:r>
+              <w:t>far</w:t>
+            </w:r>
+            <w:proofErr w:type="spellEnd"/>
+            <w:r>
+              <w:t xml:space="preserve"> and </w:t>
+            </w:r>
+            <w:proofErr w:type="spellStart"/>
+            <w:r>
+              <w:t>wide</w:t>
+            </w:r>
+            <w:proofErr w:type="spellEnd"/>
+            <w:r>
+              <w:t xml:space="preserve">, </w:t>
+            </w:r>
+            <w:proofErr w:type="spellStart"/>
+            <w:r>
+              <w:t>but</w:t>
+            </w:r>
+            <w:proofErr w:type="spellEnd"/>
+            <w:r>
+              <w:t xml:space="preserve"> </w:t>
+            </w:r>
+            <w:proofErr w:type="spellStart"/>
+            <w:r>
+              <w:t>cannot</w:t>
+            </w:r>
+            <w:proofErr w:type="spellEnd"/>
+            <w:r>
+              <w:t xml:space="preserve"> </w:t>
+            </w:r>
+            <w:proofErr w:type="spellStart"/>
+            <w:r>
+              <w:t>find</w:t>
+            </w:r>
+            <w:proofErr w:type="spellEnd"/>
+            <w:r>
+              <w:t xml:space="preserve"> </w:t>
+            </w:r>
+            <w:proofErr w:type="spellStart"/>
+            <w:r>
+              <w:t>the</w:t>
+            </w:r>
+            <w:proofErr w:type="spellEnd"/>
+            <w:r>
+              <w:t xml:space="preserve"> </w:t>
+            </w:r>
+            <w:proofErr w:type="spellStart"/>
+            <w:r>
+              <w:t>key</w:t>
+            </w:r>
+            <w:proofErr w:type="spellEnd"/>
+            <w:r>
+              <w:t xml:space="preserve"> </w:t>
+            </w:r>
+            <w:proofErr w:type="spellStart"/>
+            <w:r>
+              <w:t>to</w:t>
+            </w:r>
+            <w:proofErr w:type="spellEnd"/>
+            <w:r>
+              <w:t xml:space="preserve"> </w:t>
+            </w:r>
+            <w:proofErr w:type="spellStart"/>
+            <w:r>
+              <w:t>open</w:t>
+            </w:r>
+            <w:proofErr w:type="spellEnd"/>
+            <w:r>
+              <w:t xml:space="preserve"> </w:t>
+            </w:r>
+            <w:proofErr w:type="spellStart"/>
+            <w:r>
+              <w:t>it</w:t>
+            </w:r>
+            <w:proofErr w:type="spellEnd"/>
+            <w:r>
+              <w:t xml:space="preserve">. Hei s sellingi t </w:t>
+            </w:r>
+            <w:proofErr w:type="spellStart"/>
+            <w:r>
+              <w:t>because</w:t>
+            </w:r>
+            <w:proofErr w:type="spellEnd"/>
+            <w:r>
+              <w:t xml:space="preserve"> </w:t>
+            </w:r>
+            <w:proofErr w:type="spellStart"/>
+            <w:r>
+              <w:t>to</w:t>
+            </w:r>
+            <w:proofErr w:type="spellEnd"/>
+            <w:r>
+              <w:t xml:space="preserve"> </w:t>
+            </w:r>
+            <w:proofErr w:type="spellStart"/>
+            <w:r>
+              <w:t>run</w:t>
+            </w:r>
+            <w:proofErr w:type="spellEnd"/>
+            <w:r>
+              <w:t xml:space="preserve"> </w:t>
+            </w:r>
+            <w:proofErr w:type="spellStart"/>
+            <w:r>
+              <w:t>such</w:t>
+            </w:r>
+            <w:proofErr w:type="spellEnd"/>
+            <w:r>
+              <w:t xml:space="preserve"> a </w:t>
+            </w:r>
+            <w:proofErr w:type="spellStart"/>
+            <w:r>
+              <w:t>foolish</w:t>
+            </w:r>
+            <w:proofErr w:type="spellEnd"/>
+            <w:r>
+              <w:t xml:space="preserve"> </w:t>
+            </w:r>
+            <w:proofErr w:type="spellStart"/>
+            <w:r>
+              <w:t>quest</w:t>
+            </w:r>
+            <w:proofErr w:type="spellEnd"/>
+            <w:r>
+              <w:t xml:space="preserve"> </w:t>
+            </w:r>
+            <w:proofErr w:type="spellStart"/>
+            <w:r>
+              <w:t>for</w:t>
+            </w:r>
+            <w:proofErr w:type="spellEnd"/>
+            <w:r>
+              <w:t xml:space="preserve"> </w:t>
+            </w:r>
+            <w:proofErr w:type="spellStart"/>
+            <w:r>
+              <w:t>most</w:t>
+            </w:r>
+            <w:proofErr w:type="spellEnd"/>
+            <w:r>
+              <w:t xml:space="preserve"> of </w:t>
+            </w:r>
+            <w:proofErr w:type="spellStart"/>
+            <w:r>
+              <w:t>their</w:t>
+            </w:r>
+            <w:proofErr w:type="spellEnd"/>
+            <w:r>
+              <w:t xml:space="preserve"> </w:t>
+            </w:r>
+            <w:proofErr w:type="spellStart"/>
+            <w:r>
+              <w:t>life</w:t>
+            </w:r>
+            <w:proofErr w:type="spellEnd"/>
+            <w:r>
+              <w:t xml:space="preserve">, </w:t>
+            </w:r>
+            <w:proofErr w:type="spellStart"/>
+            <w:r>
+              <w:t>has</w:t>
+            </w:r>
+            <w:proofErr w:type="spellEnd"/>
+            <w:r>
+              <w:t xml:space="preserve"> </w:t>
+            </w:r>
+            <w:proofErr w:type="spellStart"/>
+            <w:r>
+              <w:t>been</w:t>
+            </w:r>
+            <w:proofErr w:type="spellEnd"/>
+            <w:r>
+              <w:t xml:space="preserve"> </w:t>
+            </w:r>
+            <w:proofErr w:type="spellStart"/>
+            <w:r>
+              <w:t>for</w:t>
+            </w:r>
+            <w:proofErr w:type="spellEnd"/>
+            <w:r>
+              <w:t xml:space="preserve"> </w:t>
+            </w:r>
+            <w:proofErr w:type="spellStart"/>
+            <w:r>
+              <w:t>not</w:t>
+            </w:r>
+            <w:proofErr w:type="spellEnd"/>
+            <w:r>
+              <w:t xml:space="preserve">, and </w:t>
+            </w:r>
+            <w:proofErr w:type="spellStart"/>
+            <w:r>
+              <w:t>is</w:t>
+            </w:r>
+            <w:proofErr w:type="spellEnd"/>
+            <w:r>
+              <w:t xml:space="preserve"> sellingi t </w:t>
+            </w:r>
+            <w:proofErr w:type="spellStart"/>
+            <w:r>
+              <w:t>to</w:t>
+            </w:r>
+            <w:proofErr w:type="spellEnd"/>
+            <w:r>
+              <w:t xml:space="preserve"> </w:t>
+            </w:r>
+            <w:proofErr w:type="spellStart"/>
+            <w:r>
+              <w:t>enjoy</w:t>
+            </w:r>
+            <w:proofErr w:type="spellEnd"/>
+            <w:r>
+              <w:t xml:space="preserve"> </w:t>
+            </w:r>
+            <w:proofErr w:type="spellStart"/>
+            <w:r>
+              <w:t>what</w:t>
+            </w:r>
+            <w:proofErr w:type="spellEnd"/>
+            <w:r>
+              <w:t xml:space="preserve"> </w:t>
+            </w:r>
+            <w:proofErr w:type="spellStart"/>
+            <w:r>
+              <w:t>little</w:t>
+            </w:r>
+            <w:proofErr w:type="spellEnd"/>
+            <w:r>
+              <w:t xml:space="preserve"> </w:t>
+            </w:r>
+            <w:proofErr w:type="spellStart"/>
+            <w:r>
+              <w:t>he</w:t>
+            </w:r>
+            <w:proofErr w:type="spellEnd"/>
+            <w:r>
+              <w:t xml:space="preserve"> </w:t>
+            </w:r>
+            <w:proofErr w:type="spellStart"/>
+            <w:r>
+              <w:t>can</w:t>
+            </w:r>
+            <w:proofErr w:type="spellEnd"/>
+            <w:r>
+              <w:t xml:space="preserve"> </w:t>
+            </w:r>
+            <w:proofErr w:type="spellStart"/>
+            <w:r>
+              <w:t>get</w:t>
+            </w:r>
+            <w:proofErr w:type="spellEnd"/>
+            <w:r>
+              <w:t xml:space="preserve"> </w:t>
+            </w:r>
+            <w:proofErr w:type="spellStart"/>
+            <w:r>
+              <w:t>for</w:t>
+            </w:r>
+            <w:proofErr w:type="spellEnd"/>
+            <w:r>
+              <w:t xml:space="preserve"> </w:t>
+            </w:r>
+            <w:proofErr w:type="spellStart"/>
+            <w:r>
+              <w:t>it</w:t>
+            </w:r>
+            <w:proofErr w:type="spellEnd"/>
+            <w:r>
+              <w:t xml:space="preserve">. </w:t>
+            </w:r>
+            <w:proofErr w:type="spellStart"/>
+            <w:r>
+              <w:t>What</w:t>
+            </w:r>
+            <w:proofErr w:type="spellEnd"/>
+            <w:r>
+              <w:t xml:space="preserve"> do </w:t>
+            </w:r>
+            <w:proofErr w:type="spellStart"/>
+            <w:r>
+              <w:t>you</w:t>
+            </w:r>
+            <w:proofErr w:type="spellEnd"/>
+            <w:r>
+              <w:t xml:space="preserve"> do?</w:t>
+            </w:r>
+          </w:p>
+        </w:tc>
+      </w:tr>
+      <w:tr>
+        <w:tc>
+          <w:tcPr>
+            <w:tcW w:w="9062" w:type="dxa"/>
+          </w:tcPr>
+          <w:p>
+            <w:pPr>
+              <w:pStyle w:val="Loendilik"/>
+              <w:ind w:left="0"/>
+            </w:pPr>
+            <w:r>
+              <w:t>&lt;</w:t>
+            </w:r>
+            <w:proofErr w:type="spellStart"/>
+            <w:r>
+              <w:t>Buy</w:t>
+            </w:r>
+            <w:proofErr w:type="spellEnd"/>
+            <w:r>
+              <w:t xml:space="preserve"> </w:t>
+            </w:r>
+            <w:proofErr w:type="spellStart"/>
+            <w:r>
+              <w:t>it</w:t>
+            </w:r>
+            <w:proofErr w:type="spellEnd"/>
+            <w:r>
+              <w:t xml:space="preserve"> </w:t>
+            </w:r>
+            <w:proofErr w:type="spellStart"/>
+            <w:r>
+              <w:t>for</w:t>
+            </w:r>
+            <w:proofErr w:type="spellEnd"/>
+            <w:r>
+              <w:t xml:space="preserve"> X </w:t>
+            </w:r>
+            <w:proofErr w:type="spellStart"/>
+            <w:r>
+              <w:t>credits</w:t>
+            </w:r>
+            <w:proofErr w:type="spellEnd"/>
+            <w:r>
+              <w:t>&gt;</w:t>
+            </w:r>
+          </w:p>
+          <w:p>
+            <w:pPr>
+              <w:pStyle w:val="Loendilik"/>
+              <w:ind w:left="0"/>
+            </w:pPr>
+            <w:r>
+              <w:t xml:space="preserve">&lt;take </w:t>
+            </w:r>
+            <w:proofErr w:type="spellStart"/>
+            <w:r>
+              <w:t>it</w:t>
+            </w:r>
+            <w:proofErr w:type="spellEnd"/>
+            <w:r>
+              <w:t>&gt;</w:t>
+            </w:r>
+          </w:p>
+          <w:p>
+            <w:pPr>
+              <w:pStyle w:val="Loendilik"/>
+              <w:ind w:left="0"/>
+            </w:pPr>
+            <w:r>
+              <w:t>&lt;</w:t>
+            </w:r>
+            <w:proofErr w:type="spellStart"/>
+            <w:r>
+              <w:t>say</w:t>
+            </w:r>
+            <w:proofErr w:type="spellEnd"/>
+            <w:r>
+              <w:t xml:space="preserve"> no and </w:t>
+            </w:r>
+            <w:proofErr w:type="spellStart"/>
+            <w:r>
+              <w:t>continue</w:t>
+            </w:r>
+            <w:proofErr w:type="spellEnd"/>
+            <w:r>
+              <w:t xml:space="preserve"> </w:t>
+            </w:r>
+            <w:proofErr w:type="spellStart"/>
+            <w:r>
+              <w:t>journey</w:t>
+            </w:r>
+            <w:proofErr w:type="spellEnd"/>
+            <w:r>
+              <w:t>&gt;</w:t>
+            </w:r>
+          </w:p>
+        </w:tc>
+      </w:tr>
+    </w:tbl>
+    <w:p>
+      <w:pPr>
+        <w:pStyle w:val="Loendilik"/>
+        <w:numPr>
+          <w:ilvl w:val="4"/>
+          <w:numId w:val="3"/>
+        </w:numPr>
+      </w:pPr>
+      <w:proofErr w:type="spellStart"/>
+      <w:r>
+        <w:t>Buy</w:t>
+      </w:r>
+      <w:proofErr w:type="spellEnd"/>
+      <w:r>
+        <w:t xml:space="preserve"> </w:t>
+      </w:r>
+      <w:proofErr w:type="spellStart"/>
+      <w:r>
+        <w:t>it</w:t>
+      </w:r>
+      <w:proofErr w:type="spellEnd"/>
+      <w:r>
+        <w:t xml:space="preserve"> võtab </w:t>
+      </w:r>
+      <w:proofErr w:type="spellStart"/>
+      <w:r>
+        <w:t>kasutajald</w:t>
+      </w:r>
+      <w:proofErr w:type="spellEnd"/>
+      <w:r>
+        <w:t xml:space="preserve"> </w:t>
+      </w:r>
+      <w:proofErr w:type="spellStart"/>
+      <w:r>
+        <w:t>crediteid</w:t>
+      </w:r>
+      <w:proofErr w:type="spellEnd"/>
+      <w:r>
+        <w:t xml:space="preserve"> maha, ning kontrolleris teostatakse </w:t>
+      </w:r>
+      <w:proofErr w:type="spellStart"/>
+      <w:r>
+        <w:t>random</w:t>
+      </w:r>
+      <w:proofErr w:type="spellEnd"/>
+      <w:r>
+        <w:t xml:space="preserve"> operatsioon (</w:t>
+      </w:r>
+      <w:proofErr w:type="spellStart"/>
+      <w:r>
+        <w:t>more</w:t>
+      </w:r>
+      <w:proofErr w:type="spellEnd"/>
+      <w:r>
+        <w:t xml:space="preserve"> </w:t>
+      </w:r>
+      <w:proofErr w:type="spellStart"/>
+      <w:r>
+        <w:t>credits</w:t>
+      </w:r>
+      <w:proofErr w:type="spellEnd"/>
+      <w:r>
+        <w:t xml:space="preserve">, </w:t>
+      </w:r>
+      <w:proofErr w:type="spellStart"/>
+      <w:r>
+        <w:t>titan</w:t>
+      </w:r>
+      <w:proofErr w:type="spellEnd"/>
+      <w:r>
+        <w:t xml:space="preserve">, </w:t>
+      </w:r>
+      <w:proofErr w:type="spellStart"/>
+      <w:r>
+        <w:t>nothing</w:t>
+      </w:r>
+      <w:proofErr w:type="spellEnd"/>
+      <w:r>
+        <w:t>). Lugu lõpetatakse</w:t>
+      </w:r>
+    </w:p>
+    <w:p>
+      <w:pPr>
+        <w:pStyle w:val="Loendilik"/>
+        <w:numPr>
+          <w:ilvl w:val="4"/>
+          <w:numId w:val="3"/>
+        </w:numPr>
+      </w:pPr>
+      <w:r>
+        <w:t xml:space="preserve">Take </w:t>
+      </w:r>
+      <w:proofErr w:type="spellStart"/>
+      <w:r>
+        <w:t>it</w:t>
+      </w:r>
+      <w:proofErr w:type="spellEnd"/>
+      <w:r>
+        <w:t xml:space="preserve"> võtab objekti ära, kuid </w:t>
+      </w:r>
+      <w:proofErr w:type="spellStart"/>
+      <w:r>
+        <w:t>crediteid</w:t>
+      </w:r>
+      <w:proofErr w:type="spellEnd"/>
+      <w:r>
+        <w:t xml:space="preserve"> ei maksta, ning kontrolleris teostatakse </w:t>
+      </w:r>
+      <w:proofErr w:type="spellStart"/>
+      <w:r>
+        <w:t>random</w:t>
+      </w:r>
+      <w:proofErr w:type="spellEnd"/>
+      <w:r>
+        <w:t xml:space="preserve"> operatsioon (</w:t>
+      </w:r>
+      <w:proofErr w:type="spellStart"/>
+      <w:r>
+        <w:t>more</w:t>
+      </w:r>
+      <w:proofErr w:type="spellEnd"/>
+      <w:r>
+        <w:t xml:space="preserve"> </w:t>
+      </w:r>
+      <w:proofErr w:type="spellStart"/>
+      <w:r>
+        <w:t>credits</w:t>
+      </w:r>
+      <w:proofErr w:type="spellEnd"/>
+      <w:r>
+        <w:t xml:space="preserve">, </w:t>
+      </w:r>
+      <w:proofErr w:type="spellStart"/>
+      <w:r>
+        <w:t>titan</w:t>
+      </w:r>
+      <w:proofErr w:type="spellEnd"/>
+      <w:r>
+        <w:t xml:space="preserve">, </w:t>
+      </w:r>
+      <w:proofErr w:type="spellStart"/>
+      <w:r>
+        <w:t>nothing</w:t>
+      </w:r>
+      <w:proofErr w:type="spellEnd"/>
+      <w:r>
+        <w:t>). Lugu lõpetatakse</w:t>
+      </w:r>
+    </w:p>
+    <w:p>
+      <w:pPr>
+        <w:pStyle w:val="Loendilik"/>
+        <w:numPr>
+          <w:ilvl w:val="4"/>
+          <w:numId w:val="3"/>
+        </w:numPr>
+      </w:pPr>
+      <w:r>
+        <w:t xml:space="preserve"> Genereeri uus vaade.</w:t>
       </w:r>
     </w:p>
     <w:sectPr>
@@ -353,7 +1812,7 @@
         <w:ind w:left="1440" w:hanging="360"/>
       </w:pPr>
     </w:lvl>
-    <w:lvl w:ilvl="2" w:tplc="0425001B" w:tentative="1">
+    <w:lvl w:ilvl="2" w:tplc="0425001B">
       <w:start w:val="1"/>
       <w:numFmt w:val="lowerRoman"/>
       <w:lvlText w:val="%3."/>
@@ -362,7 +1821,7 @@
         <w:ind w:left="2160" w:hanging="180"/>
       </w:pPr>
     </w:lvl>
-    <w:lvl w:ilvl="3" w:tplc="0425000F" w:tentative="1">
+    <w:lvl w:ilvl="3" w:tplc="0425000F">
       <w:start w:val="1"/>
       <w:numFmt w:val="decimal"/>
       <w:lvlText w:val="%4."/>
@@ -371,7 +1830,7 @@
         <w:ind w:left="2880" w:hanging="360"/>
       </w:pPr>
     </w:lvl>
-    <w:lvl w:ilvl="4" w:tplc="04250019" w:tentative="1">
+    <w:lvl w:ilvl="4" w:tplc="04250019">
       <w:start w:val="1"/>
       <w:numFmt w:val="lowerLetter"/>
       <w:lvlText w:val="%5."/>
@@ -1092,6 +2551,35 @@
       <w:contextualSpacing/>
     </w:pPr>
   </w:style>
+  <w:style w:type="paragraph" w:styleId="Redaktsioon">
+    <w:name w:val="Revision"/>
+    <w:hidden/>
+    <w:uiPriority w:val="99"/>
+    <w:semiHidden/>
+    <w:rsid w:val="00F24442"/>
+    <w:pPr>
+      <w:spacing w:after="0" w:line="240" w:lineRule="auto"/>
+    </w:pPr>
+  </w:style>
+  <w:style w:type="table" w:styleId="Kontuurtabel">
+    <w:name w:val="Table Grid"/>
+    <w:basedOn w:val="Normaaltabel"/>
+    <w:uiPriority w:val="39"/>
+    <w:rsid w:val="002956C8"/>
+    <w:pPr>
+      <w:spacing w:after="0" w:line="240" w:lineRule="auto"/>
+    </w:pPr>
+    <w:tblPr>
+      <w:tblBorders>
+        <w:top w:val="single" w:sz="4" w:space="0" w:color="auto"/>
+        <w:left w:val="single" w:sz="4" w:space="0" w:color="auto"/>
+        <w:bottom w:val="single" w:sz="4" w:space="0" w:color="auto"/>
+        <w:right w:val="single" w:sz="4" w:space="0" w:color="auto"/>
+        <w:insideH w:val="single" w:sz="4" w:space="0" w:color="auto"/>
+        <w:insideV w:val="single" w:sz="4" w:space="0" w:color="auto"/>
+      </w:tblBorders>
+    </w:tblPr>
+  </w:style>
 </w:styles>
 </file>
 
